--- a/arb/docx/64.content.docx
+++ b/arb/docx/64.content.docx
@@ -9,6 +9,8 @@
       </w:pPr>
       <w:r>
         <w:rPr>
+          <w:rtl/>
+          <w:cs/>
           <w:lang w:val="ar_AE" w:bidi="ar_AE"/>
         </w:rPr>
       </w:r>
@@ -20,12 +22,16 @@
       </w:pPr>
       <w:r>
         <w:rPr>
+          <w:rtl/>
+          <w:cs/>
           <w:lang w:val="ar_AE" w:bidi="ar_AE"/>
         </w:rPr>
         <w:t>Resource: Biblica Open New Arabic Version 2012</w:t>
       </w:r>
       <w:r>
         <w:rPr>
+          <w:rtl/>
+          <w:cs/>
           <w:lang w:val="ar_AE" w:bidi="ar_AE"/>
         </w:rPr>
       </w:r>
@@ -36,37 +42,33 @@
       </w:pPr>
       <w:r>
         <w:rPr>
+          <w:rtl/>
+          <w:cs/>
           <w:lang w:val="ar_AE" w:bidi="ar_AE"/>
         </w:rPr>
       </w:r>
       <w:r>
         <w:rPr>
           <w:b/>
+          <w:rtl/>
+          <w:cs/>
           <w:lang w:val="ar_AE" w:bidi="ar_AE"/>
         </w:rPr>
         <w:t>Biblica Open New Arabic Version 2012</w:t>
       </w:r>
       <w:r>
         <w:rPr>
-          <w:lang w:val="ar_AE" w:bidi="ar_AE"/>
-        </w:rPr>
-        <w:t xml:space="preserve"> (Arabic) is based on: </w:t>
-      </w:r>
-      <w:r>
-        <w:rPr>
-          <w:lang w:val="ar_AE" w:bidi="ar_AE"/>
-        </w:rPr>
-        <w:t>Biblica Open New Arabic Version 2012</w:t>
-      </w:r>
-      <w:r>
-        <w:rPr>
-          <w:lang w:val="ar_AE" w:bidi="ar_AE"/>
-        </w:rPr>
-        <w:t xml:space="preserve">, </w:t>
+          <w:rtl/>
+          <w:cs/>
+          <w:lang w:val="ar_AE" w:bidi="ar_AE"/>
+        </w:rPr>
+        <w:t xml:space="preserve"> © </w:t>
       </w:r>
       <w:hyperlink r:id="rId13">
         <w:r>
           <w:rPr>
+            <w:rtl/>
+            <w:cs/>
             <w:lang w:val="ar_AE" w:bidi="ar_AE"/>
           </w:rPr>
           <w:rPr>
@@ -78,13 +80,17 @@
       </w:hyperlink>
       <w:r>
         <w:rPr>
-          <w:lang w:val="ar_AE" w:bidi="ar_AE"/>
-        </w:rPr>
-        <w:t xml:space="preserve">, None, which is licensed under a </w:t>
+          <w:rtl/>
+          <w:cs/>
+          <w:lang w:val="ar_AE" w:bidi="ar_AE"/>
+        </w:rPr>
+        <w:t xml:space="preserve">, licensed under a </w:t>
       </w:r>
       <w:hyperlink r:id="rId14">
         <w:r>
           <w:rPr>
+            <w:rtl/>
+            <w:cs/>
             <w:lang w:val="ar_AE" w:bidi="ar_AE"/>
           </w:rPr>
           <w:rPr>
@@ -96,49 +102,36 @@
       </w:hyperlink>
       <w:r>
         <w:rPr>
+          <w:rtl/>
+          <w:cs/>
           <w:lang w:val="ar_AE" w:bidi="ar_AE"/>
         </w:rPr>
         <w:t>.</w:t>
       </w:r>
       <w:r>
         <w:rPr>
+          <w:rtl/>
+          <w:cs/>
+          <w:lang w:val="ar_AE" w:bidi="ar_AE"/>
+        </w:rPr>
+      </w:r>
+      <w:r>
+        <w:rPr>
+          <w:rtl/>
+          <w:cs/>
           <w:lang w:val="ar_AE" w:bidi="ar_AE"/>
         </w:rPr>
       </w:r>
     </w:p>
     <w:p>
       <w:pPr>
-        <w:bidi/>
-      </w:pPr>
-      <w:r>
-        <w:rPr>
-          <w:lang w:val="ar_AE" w:bidi="ar_AE"/>
-        </w:rPr>
-      </w:r>
-      <w:r>
-        <w:rPr>
-          <w:lang w:val="ar_AE" w:bidi="ar_AE"/>
-        </w:rPr>
-        <w:t>This PDF version is provided under the same license.</w:t>
-      </w:r>
-      <w:r>
-        <w:rPr>
-          <w:lang w:val="ar_AE" w:bidi="ar_AE"/>
-        </w:rPr>
-      </w:r>
-      <w:r>
-        <w:rPr>
-          <w:lang w:val="ar_AE" w:bidi="ar_AE"/>
-        </w:rPr>
-      </w:r>
-    </w:p>
-    <w:p>
-      <w:pPr>
         <w:pStyle w:val="Heading1"/>
         <w:bidi/>
       </w:pPr>
       <w:r>
         <w:rPr>
+          <w:rtl/>
+          <w:cs/>
           <w:lang w:val="ar_AE" w:bidi="ar_AE"/>
         </w:rPr>
         <w:t>Biblica Open New Arabic Version 2012</w:t>
@@ -168,6 +161,8 @@
       </w:pPr>
       <w:r>
         <w:rPr>
+          <w:rtl/>
+          <w:cs/>
           <w:lang w:val="ar_AE" w:bidi="ar_AE"/>
         </w:rPr>
       </w:r>
@@ -179,6 +174,8 @@
       </w:pPr>
       <w:r>
         <w:rPr>
+          <w:rtl/>
+          <w:cs/>
           <w:lang w:val="ar_AE" w:bidi="ar_AE"/>
         </w:rPr>
       </w:r>
@@ -189,22 +186,30 @@
       </w:pPr>
       <w:r>
         <w:rPr>
-          <w:lang w:val="ar_AE" w:bidi="ar_AE"/>
-        </w:rPr>
-      </w:r>
-      <w:r>
-        <w:rPr>
+          <w:rtl/>
+          <w:cs/>
+          <w:lang w:val="ar_AE" w:bidi="ar_AE"/>
+        </w:rPr>
+      </w:r>
+      <w:r>
+        <w:rPr>
+          <w:rtl/>
+          <w:cs/>
           <w:lang w:val="ar_AE" w:bidi="ar_AE"/>
         </w:rPr>
         <w:t xml:space="preserve"> </w:t>
       </w:r>
       <w:r>
         <w:rPr>
-          <w:lang w:val="ar_AE" w:bidi="ar_AE"/>
-        </w:rPr>
-      </w:r>
-      <w:r>
-        <w:rPr>
+          <w:rtl/>
+          <w:cs/>
+          <w:lang w:val="ar_AE" w:bidi="ar_AE"/>
+        </w:rPr>
+      </w:r>
+      <w:r>
+        <w:rPr>
+          <w:rtl/>
+          <w:cs/>
           <w:lang w:val="ar_AE" w:bidi="ar_AE"/>
         </w:rPr>
       </w:r>
@@ -226,29 +231,52 @@
     </w:p>
     <w:p>
       <w:pPr>
+        <w:pStyle w:val="Heading2"/>
         <w:bidi/>
       </w:pPr>
       <w:r>
         <w:rPr>
+          <w:rtl/>
+          <w:cs/>
+          <w:lang w:val="ar_AE" w:bidi="ar_AE"/>
+        </w:rPr>
+        <w:t>يوحنا الثالثة 1:1</w:t>
+      </w:r>
+      <w:r>
+        <w:rPr>
+          <w:rtl/>
+          <w:cs/>
           <w:lang w:val="ar_AE" w:bidi="ar_AE"/>
         </w:rPr>
       </w:r>
     </w:p>
     <w:p>
       <w:pPr>
-        <w:pStyle w:val="Heading2"/>
         <w:bidi/>
       </w:pPr>
       <w:r>
         <w:rPr>
-          <w:lang w:val="ar_AE" w:bidi="ar_AE"/>
-        </w:rPr>
-        <w:t>3 John 1:1</w:t>
-      </w:r>
-      <w:r>
-        <w:rPr>
-          <w:lang w:val="ar_AE" w:bidi="ar_AE"/>
-        </w:rPr>
+          <w:rtl/>
+          <w:cs/>
+          <w:lang w:val="ar_AE" w:bidi="ar_AE"/>
+        </w:rPr>
+      </w:r>
+      <w:r>
+        <w:rPr>
+          <w:vertAlign w:val="superscript"/>
+          <w:rtl/>
+          <w:cs/>
+          <w:lang w:val="ar_AE" w:bidi="ar_AE"/>
+        </w:rPr>
+        <w:t>1</w:t>
+      </w:r>
+      <w:r>
+        <w:rPr>
+          <w:rtl/>
+          <w:cs/>
+          <w:lang w:val="ar_AE" w:bidi="ar_AE"/>
+        </w:rPr>
+        <w:t xml:space="preserve"> مِنْ يُوحَنَّا الشَّيْخِ إِلَى غَايُوسَ الْحَبِيبِ الَّذِي أُحِبُّهُ بِالْحَقِّ.</w:t>
       </w:r>
     </w:p>
     <w:p>
@@ -257,31 +285,27 @@
       </w:pPr>
       <w:r>
         <w:rPr>
+          <w:rtl/>
+          <w:cs/>
           <w:lang w:val="ar_AE" w:bidi="ar_AE"/>
         </w:rPr>
       </w:r>
       <w:r>
         <w:rPr>
           <w:vertAlign w:val="superscript"/>
-          <w:lang w:val="ar_AE" w:bidi="ar_AE"/>
-        </w:rPr>
-        <w:t>1</w:t>
-      </w:r>
-      <w:r>
-        <w:rPr>
-          <w:lang w:val="ar_AE" w:bidi="ar_AE"/>
-        </w:rPr>
-        <w:t xml:space="preserve"> مِنْ يُوحَنَّا الشَّيْخِ إِلَى غَايُوسَ الْحَبِيبِ الَّذِي أُحِبُّهُ بِالْحَقِّ.</w:t>
-      </w:r>
-      <w:r>
-        <w:rPr>
-          <w:lang w:val="ar_AE" w:bidi="ar_AE"/>
-        </w:rPr>
-      </w:r>
-      <w:r>
-        <w:rPr>
-          <w:lang w:val="ar_AE" w:bidi="ar_AE"/>
-        </w:rPr>
+          <w:rtl/>
+          <w:cs/>
+          <w:lang w:val="ar_AE" w:bidi="ar_AE"/>
+        </w:rPr>
+        <w:t>2</w:t>
+      </w:r>
+      <w:r>
+        <w:rPr>
+          <w:rtl/>
+          <w:cs/>
+          <w:lang w:val="ar_AE" w:bidi="ar_AE"/>
+        </w:rPr>
+        <w:t xml:space="preserve"> أَيُّهَا الْحَبِيبُ، أَوَدُّ أَنْ تَكُونَ مُوَفَّقاً فِي كُلِّ أَمْرٍ، وَأَنْ تَكُونَ صِحَّتُكَ الْبَدَنِيَّةُ قَوِيَّةً وَمُعَافَاةً كَصِحَّتِكَ الرُّوحِيَّةِ.</w:t>
       </w:r>
     </w:p>
     <w:p>
@@ -290,8 +314,27 @@
       </w:pPr>
       <w:r>
         <w:rPr>
-          <w:lang w:val="ar_AE" w:bidi="ar_AE"/>
-        </w:rPr>
+          <w:rtl/>
+          <w:cs/>
+          <w:lang w:val="ar_AE" w:bidi="ar_AE"/>
+        </w:rPr>
+      </w:r>
+      <w:r>
+        <w:rPr>
+          <w:vertAlign w:val="superscript"/>
+          <w:rtl/>
+          <w:cs/>
+          <w:lang w:val="ar_AE" w:bidi="ar_AE"/>
+        </w:rPr>
+        <w:t>3</w:t>
+      </w:r>
+      <w:r>
+        <w:rPr>
+          <w:rtl/>
+          <w:cs/>
+          <w:lang w:val="ar_AE" w:bidi="ar_AE"/>
+        </w:rPr>
+        <w:t xml:space="preserve"> فَكَمْ كَانَ فَرَحِي عَظِيماً عِنْدَمَا مَرَّ بِي بَعْضُ الإِخْوَةِ الْمُسَافِرِينَ وَأَخْبَرُونِي أَنَّكَ تَسْلُكُ بِحَسَبِ الْحَقِّ، وَشَهِدُوا لِلْحَقِّ الثَّابِتِ فِيكَ!</w:t>
       </w:r>
     </w:p>
     <w:p>
@@ -300,31 +343,27 @@
       </w:pPr>
       <w:r>
         <w:rPr>
+          <w:rtl/>
+          <w:cs/>
           <w:lang w:val="ar_AE" w:bidi="ar_AE"/>
         </w:rPr>
       </w:r>
       <w:r>
         <w:rPr>
           <w:vertAlign w:val="superscript"/>
-          <w:lang w:val="ar_AE" w:bidi="ar_AE"/>
-        </w:rPr>
-        <w:t>2</w:t>
-      </w:r>
-      <w:r>
-        <w:rPr>
-          <w:lang w:val="ar_AE" w:bidi="ar_AE"/>
-        </w:rPr>
-        <w:t xml:space="preserve"> أَيُّهَا الْحَبِيبُ، أَوَدُّ أَنْ تَكُونَ مُوَفَّقاً فِي كُلِّ أَمْرٍ، وَأَنْ تَكُونَ صِحَّتُكَ الْبَدَنِيَّةُ قَوِيَّةً وَمُعَافَاةً كَصِحَّتِكَ الرُّوحِيَّةِ.</w:t>
-      </w:r>
-      <w:r>
-        <w:rPr>
-          <w:lang w:val="ar_AE" w:bidi="ar_AE"/>
-        </w:rPr>
-      </w:r>
-      <w:r>
-        <w:rPr>
-          <w:lang w:val="ar_AE" w:bidi="ar_AE"/>
-        </w:rPr>
+          <w:rtl/>
+          <w:cs/>
+          <w:lang w:val="ar_AE" w:bidi="ar_AE"/>
+        </w:rPr>
+        <w:t>4</w:t>
+      </w:r>
+      <w:r>
+        <w:rPr>
+          <w:rtl/>
+          <w:cs/>
+          <w:lang w:val="ar_AE" w:bidi="ar_AE"/>
+        </w:rPr>
+        <w:t xml:space="preserve"> وَمَا أَعْظَمَ الْفَرَحَ الَّذِي يَغْمُرُ قَلْبِي حِينَ أَسْمَعُ الأَخْبَارَ الطَّيِّبَةَ الَّتِي تُؤَكِّدُ أَنَّ أَوْلادِي يَسْلُكُونَ بِحَسَبِ الْحَقِّ!</w:t>
       </w:r>
     </w:p>
     <w:p>
@@ -333,8 +372,27 @@
       </w:pPr>
       <w:r>
         <w:rPr>
-          <w:lang w:val="ar_AE" w:bidi="ar_AE"/>
-        </w:rPr>
+          <w:rtl/>
+          <w:cs/>
+          <w:lang w:val="ar_AE" w:bidi="ar_AE"/>
+        </w:rPr>
+      </w:r>
+      <w:r>
+        <w:rPr>
+          <w:vertAlign w:val="superscript"/>
+          <w:rtl/>
+          <w:cs/>
+          <w:lang w:val="ar_AE" w:bidi="ar_AE"/>
+        </w:rPr>
+        <w:t>5</w:t>
+      </w:r>
+      <w:r>
+        <w:rPr>
+          <w:rtl/>
+          <w:cs/>
+          <w:lang w:val="ar_AE" w:bidi="ar_AE"/>
+        </w:rPr>
+        <w:t xml:space="preserve"> أَيُّهَا الْحَبِيبُ، إِنَّ مُعَامَلَتَكَ الْحَسَنَةَ لِلإِخْوَةِ وَلِلْغُرَبَاءِ تَدُلُّ عَلَى أَنَّكَ تَتَصَرَّفُ بِأَمَانَةٍ نَحْوَ اللهِ.</w:t>
       </w:r>
     </w:p>
     <w:p>
@@ -343,31 +401,27 @@
       </w:pPr>
       <w:r>
         <w:rPr>
+          <w:rtl/>
+          <w:cs/>
           <w:lang w:val="ar_AE" w:bidi="ar_AE"/>
         </w:rPr>
       </w:r>
       <w:r>
         <w:rPr>
           <w:vertAlign w:val="superscript"/>
-          <w:lang w:val="ar_AE" w:bidi="ar_AE"/>
-        </w:rPr>
-        <w:t>3</w:t>
-      </w:r>
-      <w:r>
-        <w:rPr>
-          <w:lang w:val="ar_AE" w:bidi="ar_AE"/>
-        </w:rPr>
-        <w:t xml:space="preserve"> فَكَمْ كَانَ فَرَحِي عَظِيماً عِنْدَمَا مَرَّ بِي بَعْضُ الإِخْوَةِ الْمُسَافِرِينَ وَأَخْبَرُونِي أَنَّكَ تَسْلُكُ بِحَسَبِ الْحَقِّ، وَشَهِدُوا لِلْحَقِّ الثَّابِتِ فِيكَ!</w:t>
-      </w:r>
-      <w:r>
-        <w:rPr>
-          <w:lang w:val="ar_AE" w:bidi="ar_AE"/>
-        </w:rPr>
-      </w:r>
-      <w:r>
-        <w:rPr>
-          <w:lang w:val="ar_AE" w:bidi="ar_AE"/>
-        </w:rPr>
+          <w:rtl/>
+          <w:cs/>
+          <w:lang w:val="ar_AE" w:bidi="ar_AE"/>
+        </w:rPr>
+        <w:t>6</w:t>
+      </w:r>
+      <w:r>
+        <w:rPr>
+          <w:rtl/>
+          <w:cs/>
+          <w:lang w:val="ar_AE" w:bidi="ar_AE"/>
+        </w:rPr>
+        <w:t xml:space="preserve"> وَقَدْ شَهِدَ هؤُلاءِ الإِخْوَةُ، أَمَامَ الْكَنِيسَةِ، شَهَادَةً جَمِيلَةً لِمَحَبَّتِكَ. فَإِنَّكَ تَفْعَلُ حَسَناً إِذَا زَوَّدْتَهُمْ بِمَا يَحْتَاجُونَ إِلَيْهِ فِي السَّفَرِ. فَأَنْتَ تَعْرِفُ أَنَّ هَذَا يُرْضِي اللهَ،</w:t>
       </w:r>
     </w:p>
     <w:p>
@@ -376,8 +430,27 @@
       </w:pPr>
       <w:r>
         <w:rPr>
-          <w:lang w:val="ar_AE" w:bidi="ar_AE"/>
-        </w:rPr>
+          <w:rtl/>
+          <w:cs/>
+          <w:lang w:val="ar_AE" w:bidi="ar_AE"/>
+        </w:rPr>
+      </w:r>
+      <w:r>
+        <w:rPr>
+          <w:vertAlign w:val="superscript"/>
+          <w:rtl/>
+          <w:cs/>
+          <w:lang w:val="ar_AE" w:bidi="ar_AE"/>
+        </w:rPr>
+        <w:t>7</w:t>
+      </w:r>
+      <w:r>
+        <w:rPr>
+          <w:rtl/>
+          <w:cs/>
+          <w:lang w:val="ar_AE" w:bidi="ar_AE"/>
+        </w:rPr>
+        <w:t xml:space="preserve"> لأَنَّ هؤُلاءِ الإِخْوَةَ قَدِ انْطَلَقُوا فِي سَبِيلِ خِدْمَةِ الْمَسِيحِ، وَهُمْ لَا يَتَلَقَّوْنَ أَيَّ عَوْنٍ مِنْ غَيْرِ الْمُؤْمِنِينَ.</w:t>
       </w:r>
     </w:p>
     <w:p>
@@ -386,31 +459,27 @@
       </w:pPr>
       <w:r>
         <w:rPr>
+          <w:rtl/>
+          <w:cs/>
           <w:lang w:val="ar_AE" w:bidi="ar_AE"/>
         </w:rPr>
       </w:r>
       <w:r>
         <w:rPr>
           <w:vertAlign w:val="superscript"/>
-          <w:lang w:val="ar_AE" w:bidi="ar_AE"/>
-        </w:rPr>
-        <w:t>4</w:t>
-      </w:r>
-      <w:r>
-        <w:rPr>
-          <w:lang w:val="ar_AE" w:bidi="ar_AE"/>
-        </w:rPr>
-        <w:t xml:space="preserve"> وَمَا أَعْظَمَ الْفَرَحَ الَّذِي يَغْمُرُ قَلْبِي حِينَ أَسْمَعُ الأَخْبَارَ الطَّيِّبَةَ الَّتِي تُؤَكِّدُ أَنَّ أَوْلادِي يَسْلُكُونَ بِحَسَبِ الْحَقِّ!</w:t>
-      </w:r>
-      <w:r>
-        <w:rPr>
-          <w:lang w:val="ar_AE" w:bidi="ar_AE"/>
-        </w:rPr>
-      </w:r>
-      <w:r>
-        <w:rPr>
-          <w:lang w:val="ar_AE" w:bidi="ar_AE"/>
-        </w:rPr>
+          <w:rtl/>
+          <w:cs/>
+          <w:lang w:val="ar_AE" w:bidi="ar_AE"/>
+        </w:rPr>
+        <w:t>8</w:t>
+      </w:r>
+      <w:r>
+        <w:rPr>
+          <w:rtl/>
+          <w:cs/>
+          <w:lang w:val="ar_AE" w:bidi="ar_AE"/>
+        </w:rPr>
+        <w:t xml:space="preserve"> فَعَلَيْنَا نَحْنُ أَنْ نُرَحِّبَ بِأَمْثَالِ هؤُلاءِ لِكَيْ نَكُونَ حَقّاً شُرَكَاءَ لَهُمْ فِي خِدْمَةِ الْحَقِّ.</w:t>
       </w:r>
     </w:p>
     <w:p>
@@ -419,8 +488,27 @@
       </w:pPr>
       <w:r>
         <w:rPr>
-          <w:lang w:val="ar_AE" w:bidi="ar_AE"/>
-        </w:rPr>
+          <w:rtl/>
+          <w:cs/>
+          <w:lang w:val="ar_AE" w:bidi="ar_AE"/>
+        </w:rPr>
+      </w:r>
+      <w:r>
+        <w:rPr>
+          <w:vertAlign w:val="superscript"/>
+          <w:rtl/>
+          <w:cs/>
+          <w:lang w:val="ar_AE" w:bidi="ar_AE"/>
+        </w:rPr>
+        <w:t>9</w:t>
+      </w:r>
+      <w:r>
+        <w:rPr>
+          <w:rtl/>
+          <w:cs/>
+          <w:lang w:val="ar_AE" w:bidi="ar_AE"/>
+        </w:rPr>
+        <w:t xml:space="preserve"> كَتَبْتُ كَلِمَةً إِلَى الْكَنِيسَةِ بِشَأْنِ هَذَا الأَمْرِ. وَلَكِنَّ دِيُوتْرِيفُوسَ، الَّذِي يُحِبُّ أَنْ يَفْرِضَ نَفْسَهُ عَلَيْهِمْ قَائِداً لَا يَقْبَلُنَا.</w:t>
       </w:r>
     </w:p>
     <w:p>
@@ -429,31 +517,27 @@
       </w:pPr>
       <w:r>
         <w:rPr>
+          <w:rtl/>
+          <w:cs/>
           <w:lang w:val="ar_AE" w:bidi="ar_AE"/>
         </w:rPr>
       </w:r>
       <w:r>
         <w:rPr>
           <w:vertAlign w:val="superscript"/>
-          <w:lang w:val="ar_AE" w:bidi="ar_AE"/>
-        </w:rPr>
-        <w:t>5</w:t>
-      </w:r>
-      <w:r>
-        <w:rPr>
-          <w:lang w:val="ar_AE" w:bidi="ar_AE"/>
-        </w:rPr>
-        <w:t xml:space="preserve"> أَيُّهَا الْحَبِيبُ، إِنَّ مُعَامَلَتَكَ الْحَسَنَةَ لِلإِخْوَةِ وَلِلْغُرَبَاءِ تَدُلُّ عَلَى أَنَّكَ تَتَصَرَّفُ بِأَمَانَةٍ نَحْوَ اللهِ.</w:t>
-      </w:r>
-      <w:r>
-        <w:rPr>
-          <w:lang w:val="ar_AE" w:bidi="ar_AE"/>
-        </w:rPr>
-      </w:r>
-      <w:r>
-        <w:rPr>
-          <w:lang w:val="ar_AE" w:bidi="ar_AE"/>
-        </w:rPr>
+          <w:rtl/>
+          <w:cs/>
+          <w:lang w:val="ar_AE" w:bidi="ar_AE"/>
+        </w:rPr>
+        <w:t>10</w:t>
+      </w:r>
+      <w:r>
+        <w:rPr>
+          <w:rtl/>
+          <w:cs/>
+          <w:lang w:val="ar_AE" w:bidi="ar_AE"/>
+        </w:rPr>
+        <w:t xml:space="preserve"> لِهَذَا، سَأَلْفِتُ الانْتِبَاهَ إِلَى الأَعْمَالِ الَّتِي يَقُومُ بِها، حِينَ أَجِيءُ. إِنَّهُ يُثِيرُ ضِدَّنَا تُهَماً كَاذِبَةً، مُتَكَلِّماً بِأُسْلُوبٍ خَبِيثٍ. وَهُوَ لَا يَكْتَفِي بِهَذَا، بَلْ يَرْفُضُ اسْتِقْبَالَ الإِخْوَةِ الْمُسَافِرِينَ، وَيَمْنَعُ الَّذِينَ يُرِيدُونَ اسْتِقْبَالَهُمْ، وَيَطْرُدُهُمْ مِنَ الْكَنِيسَةِ أَيْضاً.</w:t>
       </w:r>
     </w:p>
     <w:p>
@@ -462,8 +546,27 @@
       </w:pPr>
       <w:r>
         <w:rPr>
-          <w:lang w:val="ar_AE" w:bidi="ar_AE"/>
-        </w:rPr>
+          <w:rtl/>
+          <w:cs/>
+          <w:lang w:val="ar_AE" w:bidi="ar_AE"/>
+        </w:rPr>
+      </w:r>
+      <w:r>
+        <w:rPr>
+          <w:vertAlign w:val="superscript"/>
+          <w:rtl/>
+          <w:cs/>
+          <w:lang w:val="ar_AE" w:bidi="ar_AE"/>
+        </w:rPr>
+        <w:t>11</w:t>
+      </w:r>
+      <w:r>
+        <w:rPr>
+          <w:rtl/>
+          <w:cs/>
+          <w:lang w:val="ar_AE" w:bidi="ar_AE"/>
+        </w:rPr>
+        <w:t xml:space="preserve"> أَيُّهَا الْحَبِيبُ، لَا تَقْتَدِ بِمَا هُوَ شَرٌّ، بَلْ بِمَا هُوَ خَيْرٌ. فَإِنَّ مَنْ يَفْعَلُ الْخَيْرَ، يَكُونُ مِنَ اللهِ. وَمَنْ يَفْعَلِ الشَّرَّ، يُبَيِّنْ أَنَّهُ لَمْ يَتَعَرَّفْ بِاللهِ قَطُّ.</w:t>
       </w:r>
     </w:p>
     <w:p>
@@ -472,31 +575,27 @@
       </w:pPr>
       <w:r>
         <w:rPr>
+          <w:rtl/>
+          <w:cs/>
           <w:lang w:val="ar_AE" w:bidi="ar_AE"/>
         </w:rPr>
       </w:r>
       <w:r>
         <w:rPr>
           <w:vertAlign w:val="superscript"/>
-          <w:lang w:val="ar_AE" w:bidi="ar_AE"/>
-        </w:rPr>
-        <w:t>6</w:t>
-      </w:r>
-      <w:r>
-        <w:rPr>
-          <w:lang w:val="ar_AE" w:bidi="ar_AE"/>
-        </w:rPr>
-        <w:t xml:space="preserve"> وَقَدْ شَهِدَ هؤُلاءِ الإِخْوَةُ، أَمَامَ الْكَنِيسَةِ، شَهَادَةً جَمِيلَةً لِمَحَبَّتِكَ. فَإِنَّكَ تَفْعَلُ حَسَناً إِذَا زَوَّدْتَهُمْ بِمَا يَحْتَاجُونَ إِلَيْهِ فِي السَّفَرِ. فَأَنْتَ تَعْرِفُ أَنَّ هَذَا يُرْضِي اللهَ،</w:t>
-      </w:r>
-      <w:r>
-        <w:rPr>
-          <w:lang w:val="ar_AE" w:bidi="ar_AE"/>
-        </w:rPr>
-      </w:r>
-      <w:r>
-        <w:rPr>
-          <w:lang w:val="ar_AE" w:bidi="ar_AE"/>
-        </w:rPr>
+          <w:rtl/>
+          <w:cs/>
+          <w:lang w:val="ar_AE" w:bidi="ar_AE"/>
+        </w:rPr>
+        <w:t>12</w:t>
+      </w:r>
+      <w:r>
+        <w:rPr>
+          <w:rtl/>
+          <w:cs/>
+          <w:lang w:val="ar_AE" w:bidi="ar_AE"/>
+        </w:rPr>
+        <w:t xml:space="preserve"> أَمَّا دِيمِتْرِيُوسُ، فَالْجَمِيعُ يَشْهَدُونَ لَهُ شَهَادَةً طَيِّبَةً. حَتَّى الْحَقُّ نَفْسُهُ يَشْهَدُ لَهُ. وَنَحْنُ أَيْضاً نَشْهَدُ لَهُ. وَأَنْتُمْ تَثِقُونَ بِصِدْقِ مَا نَشْهَدُ بِهِ.</w:t>
       </w:r>
     </w:p>
     <w:p>
@@ -505,8 +604,27 @@
       </w:pPr>
       <w:r>
         <w:rPr>
-          <w:lang w:val="ar_AE" w:bidi="ar_AE"/>
-        </w:rPr>
+          <w:rtl/>
+          <w:cs/>
+          <w:lang w:val="ar_AE" w:bidi="ar_AE"/>
+        </w:rPr>
+      </w:r>
+      <w:r>
+        <w:rPr>
+          <w:vertAlign w:val="superscript"/>
+          <w:rtl/>
+          <w:cs/>
+          <w:lang w:val="ar_AE" w:bidi="ar_AE"/>
+        </w:rPr>
+        <w:t>13</w:t>
+      </w:r>
+      <w:r>
+        <w:rPr>
+          <w:rtl/>
+          <w:cs/>
+          <w:lang w:val="ar_AE" w:bidi="ar_AE"/>
+        </w:rPr>
+        <w:t xml:space="preserve"> كَانَ عِنْدِي أُمُورٌ كَثِيرَةٌ أَكْتُبُهَا إِلَيْكَ. وَلكِنِّي لَسْتُ أُرِيدُ أَنْ أَكْتُبَهَا هُنَا بِالْحِبْرِ وَالْقَلَمِ.</w:t>
       </w:r>
     </w:p>
     <w:p>
@@ -515,31 +633,27 @@
       </w:pPr>
       <w:r>
         <w:rPr>
+          <w:rtl/>
+          <w:cs/>
           <w:lang w:val="ar_AE" w:bidi="ar_AE"/>
         </w:rPr>
       </w:r>
       <w:r>
         <w:rPr>
           <w:vertAlign w:val="superscript"/>
-          <w:lang w:val="ar_AE" w:bidi="ar_AE"/>
-        </w:rPr>
-        <w:t>7</w:t>
-      </w:r>
-      <w:r>
-        <w:rPr>
-          <w:lang w:val="ar_AE" w:bidi="ar_AE"/>
-        </w:rPr>
-        <w:t xml:space="preserve"> لأَنَّ هؤُلاءِ الإِخْوَةَ قَدِ انْطَلَقُوا فِي سَبِيلِ خِدْمَةِ الْمَسِيحِ، وَهُمْ لَا يَتَلَقَّوْنَ أَيَّ عَوْنٍ مِنْ غَيْرِ الْمُؤْمِنِينَ.</w:t>
-      </w:r>
-      <w:r>
-        <w:rPr>
-          <w:lang w:val="ar_AE" w:bidi="ar_AE"/>
-        </w:rPr>
-      </w:r>
-      <w:r>
-        <w:rPr>
-          <w:lang w:val="ar_AE" w:bidi="ar_AE"/>
-        </w:rPr>
+          <w:rtl/>
+          <w:cs/>
+          <w:lang w:val="ar_AE" w:bidi="ar_AE"/>
+        </w:rPr>
+        <w:t>14</w:t>
+      </w:r>
+      <w:r>
+        <w:rPr>
+          <w:rtl/>
+          <w:cs/>
+          <w:lang w:val="ar_AE" w:bidi="ar_AE"/>
+        </w:rPr>
+        <w:t xml:space="preserve"> فَآمُلُ أَنْ نَتَقَابَلَ عَنْ قَرِيبٍ، فَنَتَكَلَّمَ مُوَاجَهَةً!</w:t>
       </w:r>
     </w:p>
     <w:p>
@@ -548,342 +662,27 @@
       </w:pPr>
       <w:r>
         <w:rPr>
-          <w:lang w:val="ar_AE" w:bidi="ar_AE"/>
-        </w:rPr>
-      </w:r>
-    </w:p>
-    <w:p>
-      <w:pPr>
-        <w:bidi/>
-      </w:pPr>
-      <w:r>
-        <w:rPr>
+          <w:rtl/>
+          <w:cs/>
           <w:lang w:val="ar_AE" w:bidi="ar_AE"/>
         </w:rPr>
       </w:r>
       <w:r>
         <w:rPr>
           <w:vertAlign w:val="superscript"/>
-          <w:lang w:val="ar_AE" w:bidi="ar_AE"/>
-        </w:rPr>
-        <w:t>8</w:t>
-      </w:r>
-      <w:r>
-        <w:rPr>
-          <w:lang w:val="ar_AE" w:bidi="ar_AE"/>
-        </w:rPr>
-        <w:t xml:space="preserve"> فَعَلَيْنَا نَحْنُ أَنْ نُرَحِّبَ بِأَمْثَالِ هؤُلاءِ لِكَيْ نَكُونَ حَقّاً شُرَكَاءَ لَهُمْ فِي خِدْمَةِ الْحَقِّ.</w:t>
-      </w:r>
-      <w:r>
-        <w:rPr>
-          <w:lang w:val="ar_AE" w:bidi="ar_AE"/>
-        </w:rPr>
-      </w:r>
-      <w:r>
-        <w:rPr>
-          <w:lang w:val="ar_AE" w:bidi="ar_AE"/>
-        </w:rPr>
-      </w:r>
-    </w:p>
-    <w:p>
-      <w:pPr>
-        <w:bidi/>
-      </w:pPr>
-      <w:r>
-        <w:rPr>
-          <w:lang w:val="ar_AE" w:bidi="ar_AE"/>
-        </w:rPr>
-      </w:r>
-    </w:p>
-    <w:p>
-      <w:pPr>
-        <w:bidi/>
-      </w:pPr>
-      <w:r>
-        <w:rPr>
-          <w:lang w:val="ar_AE" w:bidi="ar_AE"/>
-        </w:rPr>
-      </w:r>
-      <w:r>
-        <w:rPr>
-          <w:vertAlign w:val="superscript"/>
-          <w:lang w:val="ar_AE" w:bidi="ar_AE"/>
-        </w:rPr>
-        <w:t>9</w:t>
-      </w:r>
-      <w:r>
-        <w:rPr>
-          <w:lang w:val="ar_AE" w:bidi="ar_AE"/>
-        </w:rPr>
-        <w:t xml:space="preserve"> كَتَبْتُ كَلِمَةً إِلَى الْكَنِيسَةِ بِشَأْنِ هَذَا الأَمْرِ. وَلَكِنَّ دِيُوتْرِيفُوسَ، الَّذِي يُحِبُّ أَنْ يَفْرِضَ نَفْسَهُ عَلَيْهِمْ قَائِداً لَا يَقْبَلُنَا.</w:t>
-      </w:r>
-      <w:r>
-        <w:rPr>
-          <w:lang w:val="ar_AE" w:bidi="ar_AE"/>
-        </w:rPr>
-      </w:r>
-      <w:r>
-        <w:rPr>
-          <w:lang w:val="ar_AE" w:bidi="ar_AE"/>
-        </w:rPr>
-      </w:r>
-    </w:p>
-    <w:p>
-      <w:pPr>
-        <w:bidi/>
-      </w:pPr>
-      <w:r>
-        <w:rPr>
-          <w:lang w:val="ar_AE" w:bidi="ar_AE"/>
-        </w:rPr>
-      </w:r>
-    </w:p>
-    <w:p>
-      <w:pPr>
-        <w:bidi/>
-      </w:pPr>
-      <w:r>
-        <w:rPr>
-          <w:lang w:val="ar_AE" w:bidi="ar_AE"/>
-        </w:rPr>
-      </w:r>
-      <w:r>
-        <w:rPr>
-          <w:vertAlign w:val="superscript"/>
-          <w:lang w:val="ar_AE" w:bidi="ar_AE"/>
-        </w:rPr>
-        <w:t>10</w:t>
-      </w:r>
-      <w:r>
-        <w:rPr>
-          <w:lang w:val="ar_AE" w:bidi="ar_AE"/>
-        </w:rPr>
-        <w:t xml:space="preserve"> لِهَذَا، سَأَلْفِتُ الانْتِبَاهَ إِلَى الأَعْمَالِ الَّتِي يَقُومُ بِها، حِينَ أَجِيءُ. إِنَّهُ يُثِيرُ ضِدَّنَا تُهَماً كَاذِبَةً، مُتَكَلِّماً بِأُسْلُوبٍ خَبِيثٍ. وَهُوَ لَا يَكْتَفِي بِهَذَا، بَلْ يَرْفُضُ اسْتِقْبَالَ الإِخْوَةِ الْمُسَافِرِينَ، وَيَمْنَعُ الَّذِينَ يُرِيدُونَ اسْتِقْبَالَهُمْ، وَيَطْرُدُهُمْ مِنَ الْكَنِيسَةِ أَيْضاً.</w:t>
-      </w:r>
-      <w:r>
-        <w:rPr>
-          <w:lang w:val="ar_AE" w:bidi="ar_AE"/>
-        </w:rPr>
-      </w:r>
-      <w:r>
-        <w:rPr>
-          <w:lang w:val="ar_AE" w:bidi="ar_AE"/>
-        </w:rPr>
-      </w:r>
-    </w:p>
-    <w:p>
-      <w:pPr>
-        <w:bidi/>
-      </w:pPr>
-      <w:r>
-        <w:rPr>
-          <w:lang w:val="ar_AE" w:bidi="ar_AE"/>
-        </w:rPr>
-      </w:r>
-    </w:p>
-    <w:p>
-      <w:pPr>
-        <w:bidi/>
-      </w:pPr>
-      <w:r>
-        <w:rPr>
-          <w:lang w:val="ar_AE" w:bidi="ar_AE"/>
-        </w:rPr>
-      </w:r>
-      <w:r>
-        <w:rPr>
-          <w:vertAlign w:val="superscript"/>
-          <w:lang w:val="ar_AE" w:bidi="ar_AE"/>
-        </w:rPr>
-        <w:t>11</w:t>
-      </w:r>
-      <w:r>
-        <w:rPr>
-          <w:lang w:val="ar_AE" w:bidi="ar_AE"/>
-        </w:rPr>
-        <w:t xml:space="preserve"> أَيُّهَا الْحَبِيبُ، لَا تَقْتَدِ بِمَا هُوَ شَرٌّ، بَلْ بِمَا هُوَ خَيْرٌ. فَإِنَّ مَنْ يَفْعَلُ الْخَيْرَ، يَكُونُ مِنَ اللهِ. وَمَنْ يَفْعَلِ الشَّرَّ، يُبَيِّنْ أَنَّهُ لَمْ يَتَعَرَّفْ بِاللهِ قَطُّ.</w:t>
-      </w:r>
-      <w:r>
-        <w:rPr>
-          <w:lang w:val="ar_AE" w:bidi="ar_AE"/>
-        </w:rPr>
-      </w:r>
-      <w:r>
-        <w:rPr>
-          <w:lang w:val="ar_AE" w:bidi="ar_AE"/>
-        </w:rPr>
-      </w:r>
-    </w:p>
-    <w:p>
-      <w:pPr>
-        <w:bidi/>
-      </w:pPr>
-      <w:r>
-        <w:rPr>
-          <w:lang w:val="ar_AE" w:bidi="ar_AE"/>
-        </w:rPr>
-      </w:r>
-    </w:p>
-    <w:p>
-      <w:pPr>
-        <w:bidi/>
-      </w:pPr>
-      <w:r>
-        <w:rPr>
-          <w:lang w:val="ar_AE" w:bidi="ar_AE"/>
-        </w:rPr>
-      </w:r>
-      <w:r>
-        <w:rPr>
-          <w:vertAlign w:val="superscript"/>
-          <w:lang w:val="ar_AE" w:bidi="ar_AE"/>
-        </w:rPr>
-        <w:t>12</w:t>
-      </w:r>
-      <w:r>
-        <w:rPr>
-          <w:lang w:val="ar_AE" w:bidi="ar_AE"/>
-        </w:rPr>
-        <w:t xml:space="preserve"> أَمَّا دِيمِتْرِيُوسُ، فَالْجَمِيعُ يَشْهَدُونَ لَهُ شَهَادَةً طَيِّبَةً. حَتَّى الْحَقُّ نَفْسُهُ يَشْهَدُ لَهُ. وَنَحْنُ أَيْضاً نَشْهَدُ لَهُ. وَأَنْتُمْ تَثِقُونَ بِصِدْقِ مَا نَشْهَدُ بِهِ.</w:t>
-      </w:r>
-      <w:r>
-        <w:rPr>
-          <w:lang w:val="ar_AE" w:bidi="ar_AE"/>
-        </w:rPr>
-      </w:r>
-      <w:r>
-        <w:rPr>
-          <w:lang w:val="ar_AE" w:bidi="ar_AE"/>
-        </w:rPr>
-      </w:r>
-    </w:p>
-    <w:p>
-      <w:pPr>
-        <w:bidi/>
-      </w:pPr>
-      <w:r>
-        <w:rPr>
-          <w:lang w:val="ar_AE" w:bidi="ar_AE"/>
-        </w:rPr>
-      </w:r>
-    </w:p>
-    <w:p>
-      <w:pPr>
-        <w:bidi/>
-      </w:pPr>
-      <w:r>
-        <w:rPr>
-          <w:lang w:val="ar_AE" w:bidi="ar_AE"/>
-        </w:rPr>
-      </w:r>
-      <w:r>
-        <w:rPr>
-          <w:vertAlign w:val="superscript"/>
-          <w:lang w:val="ar_AE" w:bidi="ar_AE"/>
-        </w:rPr>
-        <w:t>13</w:t>
-      </w:r>
-      <w:r>
-        <w:rPr>
-          <w:lang w:val="ar_AE" w:bidi="ar_AE"/>
-        </w:rPr>
-        <w:t xml:space="preserve"> كَانَ عِنْدِي أُمُورٌ كَثِيرَةٌ أَكْتُبُهَا إِلَيْكَ. وَلكِنِّي لَسْتُ أُرِيدُ أَنْ أَكْتُبَهَا هُنَا بِالْحِبْرِ وَالْقَلَمِ.</w:t>
-      </w:r>
-      <w:r>
-        <w:rPr>
-          <w:lang w:val="ar_AE" w:bidi="ar_AE"/>
-        </w:rPr>
-      </w:r>
-      <w:r>
-        <w:rPr>
-          <w:lang w:val="ar_AE" w:bidi="ar_AE"/>
-        </w:rPr>
-      </w:r>
-    </w:p>
-    <w:p>
-      <w:pPr>
-        <w:bidi/>
-      </w:pPr>
-      <w:r>
-        <w:rPr>
-          <w:lang w:val="ar_AE" w:bidi="ar_AE"/>
-        </w:rPr>
-      </w:r>
-    </w:p>
-    <w:p>
-      <w:pPr>
-        <w:bidi/>
-      </w:pPr>
-      <w:r>
-        <w:rPr>
-          <w:lang w:val="ar_AE" w:bidi="ar_AE"/>
-        </w:rPr>
-      </w:r>
-      <w:r>
-        <w:rPr>
-          <w:vertAlign w:val="superscript"/>
-          <w:lang w:val="ar_AE" w:bidi="ar_AE"/>
-        </w:rPr>
-        <w:t>14</w:t>
-      </w:r>
-      <w:r>
-        <w:rPr>
-          <w:lang w:val="ar_AE" w:bidi="ar_AE"/>
-        </w:rPr>
-        <w:t xml:space="preserve"> فَآمُلُ أَنْ نَتَقَابَلَ عَنْ قَرِيبٍ، فَنَتَكَلَّمَ مُوَاجَهَةً!</w:t>
-      </w:r>
-      <w:r>
-        <w:rPr>
-          <w:lang w:val="ar_AE" w:bidi="ar_AE"/>
-        </w:rPr>
-      </w:r>
-      <w:r>
-        <w:rPr>
-          <w:lang w:val="ar_AE" w:bidi="ar_AE"/>
-        </w:rPr>
-      </w:r>
-    </w:p>
-    <w:p>
-      <w:pPr>
-        <w:bidi/>
-      </w:pPr>
-      <w:r>
-        <w:rPr>
-          <w:lang w:val="ar_AE" w:bidi="ar_AE"/>
-        </w:rPr>
-      </w:r>
-    </w:p>
-    <w:p>
-      <w:pPr>
-        <w:bidi/>
-      </w:pPr>
-      <w:r>
-        <w:rPr>
-          <w:lang w:val="ar_AE" w:bidi="ar_AE"/>
-        </w:rPr>
-      </w:r>
-      <w:r>
-        <w:rPr>
-          <w:vertAlign w:val="superscript"/>
+          <w:rtl/>
+          <w:cs/>
           <w:lang w:val="ar_AE" w:bidi="ar_AE"/>
         </w:rPr>
         <w:t>15</w:t>
       </w:r>
       <w:r>
         <w:rPr>
+          <w:rtl/>
+          <w:cs/>
           <w:lang w:val="ar_AE" w:bidi="ar_AE"/>
         </w:rPr>
         <w:t xml:space="preserve"> السَّلامُ لَكَ! الأَحِبَّاءُ هُنَا يُسَلِّمُونَ عَلَيْكَ. سَلِّمْ عَلَى كُلِّ وَاحِدٍ مِنَ الأَحِبَّاءِ بِاسْمِهِ.</w:t>
-      </w:r>
-      <w:r>
-        <w:rPr>
-          <w:lang w:val="ar_AE" w:bidi="ar_AE"/>
-        </w:rPr>
-      </w:r>
-      <w:r>
-        <w:rPr>
-          <w:lang w:val="ar_AE" w:bidi="ar_AE"/>
-        </w:rPr>
       </w:r>
     </w:p>
     <w:sectPr>
